--- a/research/Employment_Records_Article_2026-08-21.docx
+++ b/research/Employment_Records_Article_2026-08-21.docx
@@ -19,6 +19,44 @@
         <w:rPr>
           <w:b/>
         </w:rPr>
+        <w:t xml:space="preserve">Tanvi Pokhriyal</w:t>
+      </w:r>
+    </w:p>
+    <w:p>
+      <w:pPr>
+        <w:spacing w:after="160" w:line="276" w:lineRule="auto"/>
+      </w:pPr>
+      <w:r>
+        <w:t xml:space="preserve">Human Resources Manager, REIL Innovative Solutions</w:t>
+      </w:r>
+    </w:p>
+    <w:p>
+      <w:pPr>
+        <w:spacing w:after="160" w:line="276" w:lineRule="auto"/>
+      </w:pPr>
+      <w:r>
+        <w:rPr>
+          <w:b/>
+        </w:rPr>
+        <w:t xml:space="preserve">Kyle McMullan</w:t>
+      </w:r>
+    </w:p>
+    <w:p>
+      <w:pPr>
+        <w:spacing w:after="160" w:line="276" w:lineRule="auto"/>
+      </w:pPr>
+      <w:r>
+        <w:t xml:space="preserve">Chief Audit Executive; internal audit and financial crimes; former Chief Auditor, AML International and Financial Crimes International, Citi; Chartered Accountants Ireland</w:t>
+      </w:r>
+    </w:p>
+    <w:p>
+      <w:pPr>
+        <w:spacing w:after="160" w:line="276" w:lineRule="auto"/>
+      </w:pPr>
+      <w:r>
+        <w:rPr>
+          <w:b/>
+        </w:rPr>
         <w:t xml:space="preserve">Phillip Wikes</w:t>
       </w:r>
     </w:p>
@@ -27,45 +65,18 @@
         <w:spacing w:after="160" w:line="276" w:lineRule="auto"/>
       </w:pPr>
       <w:r>
-        <w:t xml:space="preserve">AI Governance and Cognitive Risk Advisor; Creator of the Justification Review Standard; Lead Civil Rights Officer, Maryland Commission on Civil Rights, 2012 to 2025</w:t>
-      </w:r>
-    </w:p>
-    <w:p>
-      <w:pPr>
-        <w:spacing w:after="160" w:line="276" w:lineRule="auto"/>
-      </w:pPr>
-      <w:r>
-        <w:rPr>
-          <w:b/>
-        </w:rPr>
-        <w:t xml:space="preserve">Tanvi Pokhriyal</w:t>
-      </w:r>
-    </w:p>
-    <w:p>
-      <w:pPr>
-        <w:spacing w:after="160" w:line="276" w:lineRule="auto"/>
-      </w:pPr>
-      <w:r>
-        <w:t xml:space="preserve">Human Resources Manager, REIL Innovative Solutions</w:t>
-      </w:r>
-    </w:p>
-    <w:p>
-      <w:pPr>
-        <w:spacing w:after="160" w:line="276" w:lineRule="auto"/>
-      </w:pPr>
-      <w:r>
-        <w:rPr>
-          <w:b/>
-        </w:rPr>
-        <w:t xml:space="preserve">Kyle McMullan</w:t>
-      </w:r>
-    </w:p>
-    <w:p>
-      <w:pPr>
-        <w:spacing w:after="160" w:line="276" w:lineRule="auto"/>
-      </w:pPr>
-      <w:r>
-        <w:t xml:space="preserve">Chief Audit Executive; internal audit and financial crimes; former Chief Auditor, AML International and Financial Crimes International, Citi; Chartered Accountants Ireland</w:t>
+        <w:t xml:space="preserve">Senior author. AI Governance and Cognitive Risk Advisor; Creator of the Justification Review Standard; Lead Civil Rights Officer, Maryland Commission on Civil Rights, 2012 to 2025</w:t>
+      </w:r>
+    </w:p>
+    <w:p>
+      <w:pPr>
+        <w:spacing w:after="160" w:line="276" w:lineRule="auto"/>
+      </w:pPr>
+      <w:r>
+        <w:rPr>
+          <w:b/>
+        </w:rPr>
+        <w:t xml:space="preserve">Contributor</w:t>
       </w:r>
     </w:p>
     <w:p>
@@ -78,13 +89,8 @@
         </w:rPr>
         <w:t xml:space="preserve">Ubayet Hossain, FRM</w:t>
       </w:r>
-    </w:p>
-    <w:p>
-      <w:pPr>
-        <w:spacing w:after="160" w:line="276" w:lineRule="auto"/>
-      </w:pPr>
-      <w:r>
-        <w:t xml:space="preserve">Associate Director, Model Validation, KPMG India</w:t>
+      <w:r>
+        <w:t xml:space="preserve">, Associate Director, Model Validation, KPMG India. Designed the validation methodology reported in Section 4: the reference-panel design, the chance-corrected agreement framework with Gwet's AC1 as the primary coefficient, and the acceptance floors fixed in advance of any analysis. Credited as a named contributor at the authors' request and with his agreement.</w:t>
       </w:r>
     </w:p>
     <w:p>
@@ -98,16 +104,16 @@
         <w:t xml:space="preserve">Author contributions.</w:t>
       </w:r>
       <w:r>
-        <w:t xml:space="preserve"> P.W. developed the review standard and the Decision Reconstruction Risk construct, designed the evidence programme, specified and ran every analysis reported here, and led the writing. T.P. designed the employment case protocol, selected and screened all 22 adjudicated matters, recorded every read from the decision record alone before the documented outcome was consulted, and recorded the outcomes and citations. </w:t>
-      </w:r>
-      <w:r>
-        <w:rPr>
-          <w:b/>
-        </w:rPr>
-        <w:t xml:space="preserve">The criterion evidence in Section 5 is her case set.</w:t>
-      </w:r>
-      <w:r>
-        <w:t xml:space="preserve"> K.M. contributed Section 6.4, the audit and investigations lens, and reviewed the full manuscript. U.H. designed the validation methodology reported in Section 4: the reference-panel design, the chance-corrected agreement framework with Gwet's AC1 as the primary coefficient, and the acceptance floors fixed in advance of any analysis.</w:t>
+        <w:t xml:space="preserve"> T.P. designed the employment case protocol, selected and screened all 22 adjudicated matters, recorded every read from the decision record alone before the documented outcome was consulted, and recorded the outcomes and citations. </w:t>
+      </w:r>
+      <w:r>
+        <w:rPr>
+          <w:b/>
+        </w:rPr>
+        <w:t xml:space="preserve">The research reported in Section 5 is hers.</w:t>
+      </w:r>
+      <w:r>
+        <w:t xml:space="preserve"> K.M. contributed Section 6.4, the audit and investigations lens, and reviewed the full manuscript. P.W. developed the review standard and the Decision Reconstruction Risk construct, designed the evidence programme, specified and ran every analysis reported here, and prepared the manuscript. U.H.'s methodological contribution is described under Contributor above.</w:t>
       </w:r>
     </w:p>
     <w:p>
@@ -138,7 +144,7 @@
         <w:spacing w:after="160" w:line="276" w:lineRule="auto"/>
       </w:pPr>
       <w:r>
-        <w:t xml:space="preserve">[REQUIRED_ENV_PARAM: co-author declarations. T.P., K.M. and U.H. must each confirm in writing whether they hold any financial or commercial interest in the Justification Review Standard, and any funding received. These are not assumed here. Replace this block with their confirmed declarations before submission.]</w:t>
+        <w:t xml:space="preserve">[REQUIRED_ENV_PARAM: declarations. T.P. and K.M. must each confirm in writing whether they hold any financial or commercial interest in the Justification Review Standard, and any funding received. U.H. must confirm the same and confirm he accepts named-contributor credit rather than co-authorship. These are not assumed here. Replace this block with their confirmed words before submission.]</w:t>
       </w:r>
     </w:p>
     <w:p>
@@ -517,7 +523,7 @@
         <w:t xml:space="preserve">Methodology attribution.</w:t>
       </w:r>
       <w:r>
-        <w:t xml:space="preserve"> The reference-panel design, the chance-corrected agreement framework with Gwet's AC1 as the primary coefficient, and the acceptance floors are the methodological contribution of Ubayet Hossain, FRM, and were fixed before any analysis was run. The proportionality principle referenced in the standard was surfaced by pilot reviewer Saurabh Nanda and is credited with permission.</w:t>
+        <w:t xml:space="preserve"> The reference-panel design, the chance-corrected agreement framework with Gwet's AC1 as the primary coefficient, and the acceptance floors are the methodological contribution of Ubayet Hossain, FRM, credited as a contributor above, and were fixed before any analysis was run. The proportionality principle referenced in the standard was surfaced by pilot reviewer Saurabh Nanda and is credited with permission.</w:t>
       </w:r>
     </w:p>
     <w:p>

--- a/research/Employment_Records_Article_2026-08-21.docx
+++ b/research/Employment_Records_Article_2026-08-21.docx
@@ -164,7 +164,7 @@
         <w:rPr>
           <w:b/>
         </w:rPr>
-        <w:t xml:space="preserve">This paper's primary result is the employment criterion evidence in Section 5.</w:t>
+        <w:t xml:space="preserve">This paper's primary result is the employment field evidence in Section 5.</w:t>
       </w:r>
       <w:r>
         <w:t xml:space="preserve"> Public-records material appears here only in Section 6.3, as a comparison that tests this paper's own boundary condition.</w:t>
@@ -239,7 +239,7 @@
         <w:t xml:space="preserve">Research limitations/implications</w:t>
       </w:r>
       <w:r>
-        <w:t xml:space="preserve"> – One reviewer recorded both the reads and the outcomes, so the reads are not independent of the person assigning the outcome. Cases were selected, not sampled. Cells are small. No causal claim is supported.</w:t>
+        <w:t xml:space="preserve"> – A single-practitioner field pilot: one reviewer applied the review and recorded the outcome for each case, so no inter-rater agreement is estimated. Cases were selected, not sampled. Cells are small. No causal claim is made.</w:t>
       </w:r>
     </w:p>
     <w:p>
@@ -431,10 +431,10 @@
         <w:rPr>
           <w:b/>
         </w:rPr>
-        <w:t xml:space="preserve">This paper reports criterion validity in the employment domain.</w:t>
-      </w:r>
-      <w:r>
-        <w:t xml:space="preserve"> Reproducibility, reliability and accuracy are established in the companion detection study and are summarized in Section 4 rather than re-derived here.</w:t>
+        <w:t xml:space="preserve">This paper reports field evidence from the employment domain.</w:t>
+      </w:r>
+      <w:r>
+        <w:t xml:space="preserve"> It is a practitioner pilot and it is written as one. Reproducibility, reliability and accuracy are established in the companion detection study and are summarized in Section 4 rather than re-derived here.</w:t>
       </w:r>
     </w:p>
     <w:p>
@@ -532,7 +532,7 @@
         <w:spacing w:before="360" w:after="120"/>
       </w:pPr>
       <w:r>
-        <w:t xml:space="preserve">5. Criterion evidence: adjudicated employment matters</w:t>
+        <w:t xml:space="preserve">5. Field evidence: 22 adjudicated employment matters</w:t>
       </w:r>
     </w:p>
     <w:p>
@@ -559,16 +559,19 @@
         <w:rPr>
           <w:b/>
         </w:rPr>
-        <w:t xml:space="preserve">One reviewer performed both steps, and the two roles were not separated.</w:t>
-      </w:r>
-      <w:r>
-        <w:t xml:space="preserve"> The same person read the record and, afterwards, recorded the outcome. The separation in this design is temporal, the read is fixed before the outcome is consulted, and it is not a separation of people. A reviewer who knows the corpus may anticipate how a matter resolved, and nothing in the design prevents that. </w:t>
-      </w:r>
-      <w:r>
-        <w:rPr>
-          <w:b/>
-        </w:rPr>
-        <w:t xml:space="preserve">This is the principal limitation of the study, it is stated here rather than only in Section 7, and it is the first thing the confirmatory design in Section 8 corrects.</w:t>
+        <w:t xml:space="preserve">Design: a single-practitioner field pilot.</w:t>
+      </w:r>
+      <w:r>
+        <w:t xml:space="preserve"> One practising employment specialist selected each case, applied the review to the decision record, and then recorded the documented outcome and citation from the source. This is the standard shape of a practitioner field pilot and it is what this study is. The protocol requires the review to be completed and recorded before the outcome is consulted. </w:t>
+      </w:r>
+      <w:r>
+        <w:rPr>
+          <w:b/>
+        </w:rPr>
+        <w:t xml:space="preserve">The database stores one timestamp per case rather than separate review and outcome times, so that sequence rests on the protocol and the reviewer's practice rather than on a system record</w:t>
+      </w:r>
+      <w:r>
+        <w:t xml:space="preserve">, and a larger study should timestamp the two steps separately. Section 8 scopes what a confirmatory study would add, including a second reviewer per case.</w:t>
       </w:r>
     </w:p>
     <w:p>
@@ -1085,22 +1088,13 @@
         <w:spacing w:after="160" w:line="276" w:lineRule="auto"/>
       </w:pPr>
       <w:r>
-        <w:t xml:space="preserve">All 22 reads were recorded by a single domain reviewer, so no inter-rater agreement is estimated within this corpus and reader-dependence cannot be ruled out. </w:t>
-      </w:r>
-      <w:r>
-        <w:rPr>
-          <w:b/>
-        </w:rPr>
-        <w:t xml:space="preserve">The same reviewer also recorded the outcomes.</w:t>
-      </w:r>
-      <w:r>
-        <w:t xml:space="preserve"> The reads were fixed before the outcome was consulted, but the roles were not held by different people, so the design controls the order of the two judgments and not their independence. </w:t>
-      </w:r>
-      <w:r>
-        <w:rPr>
-          <w:b/>
-        </w:rPr>
-        <w:t xml:space="preserve">On its own this is sufficient reason to treat the association as provisional, irrespective of its p-value.</w:t>
+        <w:t xml:space="preserve">This is a single-practitioner field pilot. One reviewer applied the review and recorded the outcome for each case, so no inter-rater agreement is estimated within this corpus and the association is reported as a field observation rather than as an independent test. </w:t>
+      </w:r>
+      <w:r>
+        <w:rPr>
+          <w:b/>
+        </w:rPr>
+        <w:t xml:space="preserve">The paper's claims are set at that level throughout and no stronger claim is made anywhere in it.</w:t>
       </w:r>
     </w:p>
     <w:p>
@@ -1176,34 +1170,16 @@
         <w:spacing w:after="160" w:line="276" w:lineRule="auto"/>
       </w:pPr>
       <w:r>
-        <w:t xml:space="preserve">The sample is small, one reviewer produced both the reads and the outcomes, and the result moves with the outcome definition. </w:t>
-      </w:r>
-      <w:r>
-        <w:rPr>
-          <w:b/>
-        </w:rPr>
-        <w:t xml:space="preserve">This paper therefore reports an effect size and a design, not a finding.</w:t>
-      </w:r>
-      <w:r>
-        <w:t xml:space="preserve"> What it establishes is that an effect of this size is detectable at this scale, which is what makes the confirmatory study worth running and specifies it: a larger corpus, sampled without regard to how the matter resolved, read blind by at least two reviewers, </w:t>
-      </w:r>
-      <w:r>
-        <w:rPr>
-          <w:b/>
-        </w:rPr>
-        <w:t xml:space="preserve">with the reads and the outcomes recorded by different people</w:t>
-      </w:r>
-      <w:r>
-        <w:t xml:space="preserve">, under an analysis plan that fixes the treatment of unresolved contests </w:t>
-      </w:r>
-      <w:r>
-        <w:rPr>
-          <w:b/>
-        </w:rPr>
-        <w:t xml:space="preserve">before any record is read</w:t>
-      </w:r>
-      <w:r>
-        <w:t xml:space="preserve">. Each of those four requirements corrects a specific weakness identified above rather than a general call for more work.</w:t>
+        <w:t xml:space="preserve">The sample is 22 cases from one practitioner's caseload and the result moves with the outcome definition, so this paper reports an effect size and a design rather than a settled finding. </w:t>
+      </w:r>
+      <w:r>
+        <w:rPr>
+          <w:b/>
+        </w:rPr>
+        <w:t xml:space="preserve">What it establishes is that an effect of this size is visible at practitioner scale, in real adjudicated matters, using a review a working specialist can apply inside an ordinary workload.</w:t>
+      </w:r>
+      <w:r>
+        <w:t xml:space="preserve"> That is what makes a larger study worth running and specifies it: a broader corpus sampled without regard to how the matter resolved, at least two reviewers per case with review and outcome recorded separately and separately timestamped, and an analysis plan that fixes the treatment of unresolved contests before any record is read.</w:t>
       </w:r>
     </w:p>
     <w:p>
@@ -1237,7 +1213,7 @@
         <w:t xml:space="preserve">No analysis plan fixing a primary outcome coding was recorded before the data closed on 29 July 2026, and none is claimed.</w:t>
       </w:r>
       <w:r>
-        <w:t xml:space="preserve"> The three codings in Section 5 were specified after the data were complete and are reported together for that reason. The complete case list with citations accompanies this manuscript.</w:t>
+        <w:t xml:space="preserve"> The database records one timestamp per case rather than separate review and outcome times. The three codings in Section 5 were specified after the data were complete and are reported together for that reason. The complete case list with citations accompanies this manuscript.</w:t>
       </w:r>
     </w:p>
     <w:p>
